--- a/output/documentation-2026-09-28/12_Руководство_для_жюри.docx
+++ b/output/documentation-2026-09-28/12_Руководство_для_жюри.docx
@@ -269,6 +269,11 @@
       </w:pPr>
       <w:r>
         <w:t>Как посмотреть основные механики</w:t>
+      </w:r>
+    </w:p>
+    <w:p>
+      <w:r>
+        <w:t>Готовый стенд для проверки: https://212.22.78.93. Преподаватель — prepod, ученики — kursant1 и kursant2, пароль Trener112-2026. Сайт использует сертификат учебного центра: при первом входе подтвердите переход в браузере. Начните с ученика и занятия «Обучение: первое занятие ДДС с подсказками» — наставник на экране показывает каждый шаг смены диспетчера.</w:t>
       </w:r>
     </w:p>
     <w:p>
@@ -5836,7 +5841,7 @@
           <w:rFonts w:ascii="Courier New" w:hAnsi="Courier New"/>
           <w:sz w:val="18"/>
         </w:rPr>
-        <w:t>git checkout 9fb10f8</w:t>
+        <w:t>git checkout v1.0</w:t>
       </w:r>
     </w:p>
     <w:p>

--- a/output/documentation-2026-09-28/12_Руководство_для_жюри.docx
+++ b/output/documentation-2026-09-28/12_Руководство_для_жюри.docx
@@ -20,7 +20,7 @@
     </w:p>
     <w:p>
       <w:r>
-        <w:t>112 AI Trainer помогает обучать диспетчеров ДДС: принимать карточки происшествий, организовывать реагирование, разговаривать с дежурным и бригадой, вести статусы и разбирать ошибки. Это единое руководство по продукту: здесь описаны возможности, настройка сервера и телефона, действия преподавателя и полный путь ученика.</w:t>
+        <w:t>112 AI Trainer помогает обучать диспетчеров ДДС: принимать карточки происшествий, организовывать реагирование, разговаривать с начальником дежурной смены и бригадой, вести статусы и разбирать ошибки. Это единое руководство по продукту: здесь описаны возможности, настройка сервера и телефона, действия преподавателя и полный путь ученика.</w:t>
       </w:r>
     </w:p>
     <w:p>
@@ -130,7 +130,7 @@
         </w:rPr>
         <w:t>Как работает голос и локальный ИИ</w:t>
         <w:tab/>
-        <w:t>19</w:t>
+        <w:t>20</w:t>
       </w:r>
     </w:p>
     <w:p>
@@ -164,7 +164,7 @@
         </w:rPr>
         <w:t>Установка на сервер</w:t>
         <w:tab/>
-        <w:t>20</w:t>
+        <w:t>21</w:t>
       </w:r>
     </w:p>
     <w:p>
@@ -181,7 +181,7 @@
         </w:rPr>
         <w:t>Подключение компьютера ученика</w:t>
         <w:tab/>
-        <w:t>25</w:t>
+        <w:t>26</w:t>
       </w:r>
     </w:p>
     <w:p>
@@ -198,7 +198,7 @@
         </w:rPr>
         <w:t>Возможности сопровождения</w:t>
         <w:tab/>
-        <w:t>29</w:t>
+        <w:t>30</w:t>
       </w:r>
     </w:p>
     <w:p>
@@ -215,7 +215,7 @@
         </w:rPr>
         <w:t>Технологии</w:t>
         <w:tab/>
-        <w:t>30</w:t>
+        <w:t>31</w:t>
       </w:r>
     </w:p>
     <w:p>
@@ -232,7 +232,7 @@
         </w:rPr>
         <w:t>Производительность и развитие</w:t>
         <w:tab/>
-        <w:t>30</w:t>
+        <w:t>31</w:t>
       </w:r>
     </w:p>
     <w:p>
@@ -1565,6 +1565,11 @@
     <w:p>
       <w:r>
         <w:t>В форме общего занятия задайте название и группу. Выберите режим, категории и несколько сценариев. Для режима ДДС используйте подготовленные карточки из сценариев либо предусмотренные формой карточки из завершённых работ.</w:t>
+      </w:r>
+    </w:p>
+    <w:p>
+      <w:r>
+        <w:t>Профиль ДДС в форме занятия работает как ролевая модель: если готовые карточки не выбраны явно, в занятие попадают только карточки выбранного профиля, например «ЖКХ и городские службы», а карточка другого профиля отклоняется. Для первого знакомства с рабочим местом предусмотрено занятие «Обучение: первое занятие ДДС с подсказками»: наставник на экране показывает каждый шаг.</w:t>
       </w:r>
     </w:p>
     <w:p>
@@ -3547,6 +3552,11 @@
     </w:p>
     <w:p>
       <w:r>
+        <w:t>Ученик работает за ту ДДС, которая задана в сценарии: её плитка подписана «моя служба», статусы ставятся только по ней. Какие службы попадают в ленту, определяет профиль ДДС, выбранный преподавателем для занятия. История службы и полоса статуса открываются по очереди: раскрытие одной закрывает другую.</w:t>
+      </w:r>
+    </w:p>
+    <w:p>
+      <w:r>
         <w:t>Не выбирайте другой статус только для того, чтобы приблизить завершение упражнения. Состояние службы должно соответствовать фактически полученному докладу. Если необходимый статус недоступен, проверьте вводные, телефонный доклад и назначенную бригаду.</w:t>
       </w:r>
     </w:p>
@@ -3722,12 +3732,12 @@
     </w:p>
     <w:p>
       <w:r>
-        <w:t>Откройте инструменты карточки и выберите бригаду из списка. Укажите, кем принято решение, если это требуется заданием. Передайте дежурному адрес, тип события, опасности и сведения о пострадавших.</w:t>
+        <w:t>Откройте инструменты карточки и выберите бригаду из списка. Укажите, кем принято решение, если это требуется заданием. Передайте бригаде или начальнику дежурной смены адрес, тип события, опасности и сведения о пострадавших.</w:t>
       </w:r>
     </w:p>
     <w:p>
       <w:r>
-        <w:t>Для голосового задания нажмите «Доложить по телефону». На MicroSIP поступит звонок от тренажёра; ответьте и дождитесь обращения дежурного. Произнесите доклад и ответьте на уточнения. Дождитесь подтверждения приёма, после чего завершите телефонограмму предусмотренной кнопкой. Собеседник — руководитель назначенной бригады либо вышестоящий начальник (начальник дежурной смены).</w:t>
+        <w:t>Для голосового задания нажмите «Доложить по телефону». На MicroSIP поступит звонок от тренажёра; ответьте и дождитесь, когда собеседник представится. Произнесите доклад и ответьте на уточнения. Дождитесь подтверждения приёма, после чего завершите телефонограмму предусмотренной кнопкой. Собеседник — руководитель назначенной бригады либо вышестоящий начальник (начальник дежурной смены).</w:t>
       </w:r>
     </w:p>
     <w:p>
@@ -4029,6 +4039,11 @@
     <w:p>
       <w:r>
         <w:t>Говорите после окончания реплики ИИ. Во время воспроизведения входящий звук подавляется защитой от эха, поэтому одновременный вопрос может не распознаться. Для модели установлен предел ожидания 15 секунд; распознавание и озвучивание занимают дополнительное время.</w:t>
+      </w:r>
+    </w:p>
+    <w:p>
+      <w:r>
+        <w:t>Бригада представляется позывным один раз: «Бригада 17 выехала на улицу Учебную, дом 12». Номера можно называть словами — «дом двенадцать» засчитывается как дом 12. Разговор завершается кнопкой на сайте или сбросом трубки: если все сведения уже переданы, доклад принимается автоматически и записывается телефонограммой; если трубку положили раньше, позвоните снова. Пока идёт разговор, учебный номер занят, и сайт сообщает об этом отдельным сообщением.</w:t>
       </w:r>
     </w:p>
     <w:p>
@@ -6395,7 +6410,7 @@
     </w:p>
     <w:p>
       <w:r>
-        <w:t>Устройство телефонной модели задаётся LLM_DEVICE (auto, cpu, gpu) или в кабинете администратора; ollama ps показывает фактическое размещение (CPU или GPU). При смене устройства Backend перезапускается и заново загружает модель. Выполните контрольное занятие: преподаватель назначает карточку ДДС, ученик принимает её, вызывает дежурного через сайт, получает звонок на телефон, передаёт сведения и завершает реагирование. Проверьте сохранение отчёта после повторного входа.</w:t>
+        <w:t>Устройство телефонной модели задаётся LLM_DEVICE (auto, cpu, gpu) или в кабинете администратора; ollama ps показывает фактическое размещение (CPU или GPU). При смене устройства Backend перезапускается и заново загружает модель. Выполните контрольное занятие: преподаватель назначает карточку ДДС, ученик принимает её, звонит бригаде через сайт, получает звонок на телефон, передаёт сведения и завершает реагирование. Проверьте сохранение отчёта после повторного входа.</w:t>
       </w:r>
     </w:p>
     <w:p>
